--- a/dokumentáció/konfig.docx
+++ b/dokumentáció/konfig.docx
@@ -54,6 +54,7 @@
         <w:rPr>
           <w:b/>
           <w:bCs/>
+          <w:noProof/>
           <w:sz w:val="40"/>
           <w:szCs w:val="40"/>
         </w:rPr>
@@ -103,50 +104,20 @@
           <w:szCs w:val="36"/>
         </w:rPr>
       </w:pPr>
-      <w:proofErr w:type="spellStart"/>
-      <w:r>
-        <w:rPr>
-          <w:b/>
-          <w:bCs/>
-          <w:sz w:val="36"/>
-          <w:szCs w:val="36"/>
-        </w:rPr>
-        <w:t>ip</w:t>
-      </w:r>
-      <w:proofErr w:type="spellEnd"/>
-      <w:r>
-        <w:rPr>
-          <w:b/>
-          <w:bCs/>
-          <w:sz w:val="36"/>
-          <w:szCs w:val="36"/>
-        </w:rPr>
-        <w:t xml:space="preserve"> </w:t>
-      </w:r>
-      <w:proofErr w:type="spellStart"/>
-      <w:r>
-        <w:rPr>
-          <w:b/>
-          <w:bCs/>
-          <w:sz w:val="36"/>
-          <w:szCs w:val="36"/>
-        </w:rPr>
-        <w:t>config</w:t>
-      </w:r>
-      <w:proofErr w:type="spellEnd"/>
-      <w:r>
-        <w:rPr>
-          <w:b/>
-          <w:bCs/>
-          <w:sz w:val="36"/>
-          <w:szCs w:val="36"/>
-        </w:rPr>
-        <w:t>:</w:t>
-      </w:r>
-      <w:r>
-        <w:rPr>
-          <w:b/>
-          <w:bCs/>
+      <w:r>
+        <w:rPr>
+          <w:b/>
+          <w:bCs/>
+          <w:sz w:val="36"/>
+          <w:szCs w:val="36"/>
+        </w:rPr>
+        <w:t>ip config:</w:t>
+      </w:r>
+      <w:r>
+        <w:rPr>
+          <w:b/>
+          <w:bCs/>
+          <w:noProof/>
           <w:sz w:val="36"/>
           <w:szCs w:val="36"/>
         </w:rPr>
@@ -190,6 +161,7 @@
         <w:rPr>
           <w:b/>
           <w:bCs/>
+          <w:noProof/>
           <w:sz w:val="36"/>
           <w:szCs w:val="36"/>
         </w:rPr>
@@ -243,6 +215,7 @@
         <w:rPr>
           <w:b/>
           <w:bCs/>
+          <w:noProof/>
           <w:sz w:val="40"/>
           <w:szCs w:val="40"/>
         </w:rPr>
@@ -287,6 +260,7 @@
         <w:rPr>
           <w:b/>
           <w:bCs/>
+          <w:noProof/>
           <w:sz w:val="40"/>
           <w:szCs w:val="40"/>
         </w:rPr>
@@ -343,42 +317,23 @@
           <w:sz w:val="36"/>
           <w:szCs w:val="36"/>
         </w:rPr>
-        <w:t xml:space="preserve">R1 </w:t>
-      </w:r>
-      <w:proofErr w:type="spellStart"/>
-      <w:r>
-        <w:rPr>
-          <w:b/>
-          <w:bCs/>
-          <w:sz w:val="36"/>
-          <w:szCs w:val="36"/>
-        </w:rPr>
-        <w:t>syslog</w:t>
-      </w:r>
-      <w:proofErr w:type="spellEnd"/>
-      <w:r>
-        <w:rPr>
-          <w:b/>
-          <w:bCs/>
-          <w:sz w:val="36"/>
-          <w:szCs w:val="36"/>
-        </w:rPr>
-        <w:t xml:space="preserve"> kliens:</w:t>
-      </w:r>
-    </w:p>
-    <w:p>
-      <w:pPr>
-        <w:rPr>
-          <w:b/>
-          <w:bCs/>
-          <w:sz w:val="36"/>
-          <w:szCs w:val="36"/>
-        </w:rPr>
-      </w:pPr>
-      <w:r>
-        <w:rPr>
-          <w:b/>
-          <w:bCs/>
+        <w:t>R1 syslog kliens:</w:t>
+      </w:r>
+    </w:p>
+    <w:p>
+      <w:pPr>
+        <w:rPr>
+          <w:b/>
+          <w:bCs/>
+          <w:sz w:val="36"/>
+          <w:szCs w:val="36"/>
+        </w:rPr>
+      </w:pPr>
+      <w:r>
+        <w:rPr>
+          <w:b/>
+          <w:bCs/>
+          <w:noProof/>
           <w:sz w:val="36"/>
           <w:szCs w:val="36"/>
         </w:rPr>
@@ -428,57 +383,27 @@
           <w:szCs w:val="36"/>
         </w:rPr>
       </w:pPr>
-      <w:proofErr w:type="spellStart"/>
-      <w:r>
-        <w:rPr>
-          <w:b/>
-          <w:bCs/>
-          <w:sz w:val="36"/>
-          <w:szCs w:val="36"/>
-        </w:rPr>
-        <w:t>ntp</w:t>
-      </w:r>
-      <w:proofErr w:type="spellEnd"/>
-      <w:r>
-        <w:rPr>
-          <w:b/>
-          <w:bCs/>
-          <w:sz w:val="36"/>
-          <w:szCs w:val="36"/>
-        </w:rPr>
-        <w:t xml:space="preserve"> server </w:t>
-      </w:r>
-      <w:proofErr w:type="spellStart"/>
-      <w:r>
-        <w:rPr>
-          <w:b/>
-          <w:bCs/>
-          <w:sz w:val="36"/>
-          <w:szCs w:val="36"/>
-        </w:rPr>
-        <w:t>kofig</w:t>
-      </w:r>
-      <w:proofErr w:type="spellEnd"/>
-      <w:r>
-        <w:rPr>
-          <w:b/>
-          <w:bCs/>
-          <w:sz w:val="36"/>
-          <w:szCs w:val="36"/>
-        </w:rPr>
-        <w:t>:</w:t>
-      </w:r>
-    </w:p>
-    <w:p>
-      <w:pPr>
-        <w:rPr>
-          <w:noProof/>
-        </w:rPr>
-      </w:pPr>
-      <w:r>
-        <w:rPr>
-          <w:b/>
-          <w:bCs/>
+      <w:r>
+        <w:rPr>
+          <w:b/>
+          <w:bCs/>
+          <w:sz w:val="36"/>
+          <w:szCs w:val="36"/>
+        </w:rPr>
+        <w:t>ntp server kofig:</w:t>
+      </w:r>
+    </w:p>
+    <w:p>
+      <w:pPr>
+        <w:rPr>
+          <w:noProof/>
+        </w:rPr>
+      </w:pPr>
+      <w:r>
+        <w:rPr>
+          <w:b/>
+          <w:bCs/>
+          <w:noProof/>
           <w:sz w:val="36"/>
           <w:szCs w:val="36"/>
         </w:rPr>
@@ -980,6 +905,945 @@
           </wp:inline>
         </w:drawing>
       </w:r>
+    </w:p>
+    <w:p>
+      <w:pPr>
+        <w:rPr>
+          <w:b/>
+          <w:bCs/>
+          <w:noProof/>
+          <w:sz w:val="36"/>
+          <w:szCs w:val="36"/>
+        </w:rPr>
+      </w:pPr>
+      <w:r>
+        <w:rPr>
+          <w:b/>
+          <w:bCs/>
+          <w:noProof/>
+          <w:sz w:val="36"/>
+          <w:szCs w:val="36"/>
+        </w:rPr>
+        <w:t>switch-en mac-cím szűrés:</w:t>
+      </w:r>
+    </w:p>
+    <w:p>
+      <w:pPr>
+        <w:rPr>
+          <w:b/>
+          <w:bCs/>
+          <w:noProof/>
+          <w:sz w:val="36"/>
+          <w:szCs w:val="36"/>
+        </w:rPr>
+      </w:pPr>
+      <w:r>
+        <w:rPr>
+          <w:b/>
+          <w:bCs/>
+          <w:noProof/>
+          <w:sz w:val="36"/>
+          <w:szCs w:val="36"/>
+        </w:rPr>
+        <w:drawing>
+          <wp:inline distT="0" distB="0" distL="0" distR="0" wp14:anchorId="3228D6F1" wp14:editId="1066471D">
+            <wp:extent cx="3086090" cy="257175"/>
+            <wp:effectExtent l="0" t="0" r="635" b="0"/>
+            <wp:docPr id="2" name="Kép 2"/>
+            <wp:cNvGraphicFramePr>
+              <a:graphicFrameLocks xmlns:a="http://schemas.openxmlformats.org/drawingml/2006/main" noChangeAspect="1"/>
+            </wp:cNvGraphicFramePr>
+            <a:graphic xmlns:a="http://schemas.openxmlformats.org/drawingml/2006/main">
+              <a:graphicData uri="http://schemas.openxmlformats.org/drawingml/2006/picture">
+                <pic:pic xmlns:pic="http://schemas.openxmlformats.org/drawingml/2006/picture">
+                  <pic:nvPicPr>
+                    <pic:cNvPr id="1" name=""/>
+                    <pic:cNvPicPr/>
+                  </pic:nvPicPr>
+                  <pic:blipFill>
+                    <a:blip r:embed="rId17"/>
+                    <a:stretch>
+                      <a:fillRect/>
+                    </a:stretch>
+                  </pic:blipFill>
+                  <pic:spPr>
+                    <a:xfrm>
+                      <a:off x="0" y="0"/>
+                      <a:ext cx="3098838" cy="258237"/>
+                    </a:xfrm>
+                    <a:prstGeom prst="rect">
+                      <a:avLst/>
+                    </a:prstGeom>
+                  </pic:spPr>
+                </pic:pic>
+              </a:graphicData>
+            </a:graphic>
+          </wp:inline>
+        </w:drawing>
+      </w:r>
+    </w:p>
+    <w:p>
+      <w:pPr>
+        <w:rPr>
+          <w:b/>
+          <w:bCs/>
+          <w:noProof/>
+          <w:sz w:val="36"/>
+          <w:szCs w:val="36"/>
+        </w:rPr>
+      </w:pPr>
+      <w:r>
+        <w:rPr>
+          <w:b/>
+          <w:bCs/>
+          <w:noProof/>
+          <w:sz w:val="36"/>
+          <w:szCs w:val="36"/>
+        </w:rPr>
+        <w:drawing>
+          <wp:inline distT="0" distB="0" distL="0" distR="0" wp14:anchorId="1AFB7D17" wp14:editId="1B057465">
+            <wp:extent cx="3657600" cy="415963"/>
+            <wp:effectExtent l="0" t="0" r="0" b="3175"/>
+            <wp:docPr id="12" name="Kép 12"/>
+            <wp:cNvGraphicFramePr>
+              <a:graphicFrameLocks xmlns:a="http://schemas.openxmlformats.org/drawingml/2006/main" noChangeAspect="1"/>
+            </wp:cNvGraphicFramePr>
+            <a:graphic xmlns:a="http://schemas.openxmlformats.org/drawingml/2006/main">
+              <a:graphicData uri="http://schemas.openxmlformats.org/drawingml/2006/picture">
+                <pic:pic xmlns:pic="http://schemas.openxmlformats.org/drawingml/2006/picture">
+                  <pic:nvPicPr>
+                    <pic:cNvPr id="1" name=""/>
+                    <pic:cNvPicPr/>
+                  </pic:nvPicPr>
+                  <pic:blipFill>
+                    <a:blip r:embed="rId18"/>
+                    <a:stretch>
+                      <a:fillRect/>
+                    </a:stretch>
+                  </pic:blipFill>
+                  <pic:spPr>
+                    <a:xfrm>
+                      <a:off x="0" y="0"/>
+                      <a:ext cx="3692749" cy="419960"/>
+                    </a:xfrm>
+                    <a:prstGeom prst="rect">
+                      <a:avLst/>
+                    </a:prstGeom>
+                  </pic:spPr>
+                </pic:pic>
+              </a:graphicData>
+            </a:graphic>
+          </wp:inline>
+        </w:drawing>
+      </w:r>
+    </w:p>
+    <w:p>
+      <w:pPr>
+        <w:rPr>
+          <w:b/>
+          <w:bCs/>
+          <w:noProof/>
+          <w:sz w:val="36"/>
+          <w:szCs w:val="36"/>
+        </w:rPr>
+      </w:pPr>
+      <w:r>
+        <w:rPr>
+          <w:b/>
+          <w:bCs/>
+          <w:noProof/>
+          <w:sz w:val="36"/>
+          <w:szCs w:val="36"/>
+        </w:rPr>
+        <w:drawing>
+          <wp:inline distT="0" distB="0" distL="0" distR="0" wp14:anchorId="159115EA" wp14:editId="0619FCB3">
+            <wp:extent cx="5505450" cy="161925"/>
+            <wp:effectExtent l="0" t="0" r="0" b="9525"/>
+            <wp:docPr id="15" name="Kép 15"/>
+            <wp:cNvGraphicFramePr>
+              <a:graphicFrameLocks xmlns:a="http://schemas.openxmlformats.org/drawingml/2006/main" noChangeAspect="1"/>
+            </wp:cNvGraphicFramePr>
+            <a:graphic xmlns:a="http://schemas.openxmlformats.org/drawingml/2006/main">
+              <a:graphicData uri="http://schemas.openxmlformats.org/drawingml/2006/picture">
+                <pic:pic xmlns:pic="http://schemas.openxmlformats.org/drawingml/2006/picture">
+                  <pic:nvPicPr>
+                    <pic:cNvPr id="1" name=""/>
+                    <pic:cNvPicPr/>
+                  </pic:nvPicPr>
+                  <pic:blipFill>
+                    <a:blip r:embed="rId19"/>
+                    <a:stretch>
+                      <a:fillRect/>
+                    </a:stretch>
+                  </pic:blipFill>
+                  <pic:spPr>
+                    <a:xfrm>
+                      <a:off x="0" y="0"/>
+                      <a:ext cx="5554013" cy="163353"/>
+                    </a:xfrm>
+                    <a:prstGeom prst="rect">
+                      <a:avLst/>
+                    </a:prstGeom>
+                  </pic:spPr>
+                </pic:pic>
+              </a:graphicData>
+            </a:graphic>
+          </wp:inline>
+        </w:drawing>
+      </w:r>
+    </w:p>
+    <w:p>
+      <w:pPr>
+        <w:rPr>
+          <w:b/>
+          <w:bCs/>
+          <w:noProof/>
+          <w:sz w:val="36"/>
+          <w:szCs w:val="36"/>
+        </w:rPr>
+      </w:pPr>
+      <w:r>
+        <w:rPr>
+          <w:b/>
+          <w:bCs/>
+          <w:noProof/>
+          <w:sz w:val="36"/>
+          <w:szCs w:val="36"/>
+        </w:rPr>
+        <w:t>új felhasználó:</w:t>
+      </w:r>
+    </w:p>
+    <w:p>
+      <w:pPr>
+        <w:rPr>
+          <w:b/>
+          <w:bCs/>
+          <w:noProof/>
+          <w:sz w:val="36"/>
+          <w:szCs w:val="36"/>
+        </w:rPr>
+      </w:pPr>
+      <w:r>
+        <w:rPr>
+          <w:b/>
+          <w:bCs/>
+          <w:noProof/>
+          <w:sz w:val="36"/>
+          <w:szCs w:val="36"/>
+        </w:rPr>
+        <w:drawing>
+          <wp:inline distT="0" distB="0" distL="0" distR="0" wp14:anchorId="39B28B24" wp14:editId="6D558070">
+            <wp:extent cx="5628680" cy="295275"/>
+            <wp:effectExtent l="0" t="0" r="0" b="0"/>
+            <wp:docPr id="18" name="Kép 18"/>
+            <wp:cNvGraphicFramePr>
+              <a:graphicFrameLocks xmlns:a="http://schemas.openxmlformats.org/drawingml/2006/main" noChangeAspect="1"/>
+            </wp:cNvGraphicFramePr>
+            <a:graphic xmlns:a="http://schemas.openxmlformats.org/drawingml/2006/main">
+              <a:graphicData uri="http://schemas.openxmlformats.org/drawingml/2006/picture">
+                <pic:pic xmlns:pic="http://schemas.openxmlformats.org/drawingml/2006/picture">
+                  <pic:nvPicPr>
+                    <pic:cNvPr id="1" name=""/>
+                    <pic:cNvPicPr/>
+                  </pic:nvPicPr>
+                  <pic:blipFill>
+                    <a:blip r:embed="rId20"/>
+                    <a:stretch>
+                      <a:fillRect/>
+                    </a:stretch>
+                  </pic:blipFill>
+                  <pic:spPr>
+                    <a:xfrm>
+                      <a:off x="0" y="0"/>
+                      <a:ext cx="5629921" cy="295340"/>
+                    </a:xfrm>
+                    <a:prstGeom prst="rect">
+                      <a:avLst/>
+                    </a:prstGeom>
+                  </pic:spPr>
+                </pic:pic>
+              </a:graphicData>
+            </a:graphic>
+          </wp:inline>
+        </w:drawing>
+      </w:r>
+    </w:p>
+    <w:p>
+      <w:pPr>
+        <w:rPr>
+          <w:b/>
+          <w:bCs/>
+          <w:noProof/>
+          <w:sz w:val="36"/>
+          <w:szCs w:val="36"/>
+        </w:rPr>
+      </w:pPr>
+      <w:r>
+        <w:rPr>
+          <w:b/>
+          <w:bCs/>
+          <w:noProof/>
+          <w:sz w:val="36"/>
+          <w:szCs w:val="36"/>
+        </w:rPr>
+        <w:t>tartomány név:</w:t>
+      </w:r>
+    </w:p>
+    <w:p>
+      <w:pPr>
+        <w:rPr>
+          <w:b/>
+          <w:bCs/>
+          <w:noProof/>
+          <w:sz w:val="36"/>
+          <w:szCs w:val="36"/>
+        </w:rPr>
+      </w:pPr>
+      <w:r>
+        <w:rPr>
+          <w:b/>
+          <w:bCs/>
+          <w:noProof/>
+          <w:sz w:val="36"/>
+          <w:szCs w:val="36"/>
+        </w:rPr>
+        <w:drawing>
+          <wp:inline distT="0" distB="0" distL="0" distR="0" wp14:anchorId="52B66450" wp14:editId="351B2D2E">
+            <wp:extent cx="5203029" cy="219075"/>
+            <wp:effectExtent l="0" t="0" r="0" b="0"/>
+            <wp:docPr id="19" name="Kép 19"/>
+            <wp:cNvGraphicFramePr>
+              <a:graphicFrameLocks xmlns:a="http://schemas.openxmlformats.org/drawingml/2006/main" noChangeAspect="1"/>
+            </wp:cNvGraphicFramePr>
+            <a:graphic xmlns:a="http://schemas.openxmlformats.org/drawingml/2006/main">
+              <a:graphicData uri="http://schemas.openxmlformats.org/drawingml/2006/picture">
+                <pic:pic xmlns:pic="http://schemas.openxmlformats.org/drawingml/2006/picture">
+                  <pic:nvPicPr>
+                    <pic:cNvPr id="1" name=""/>
+                    <pic:cNvPicPr/>
+                  </pic:nvPicPr>
+                  <pic:blipFill>
+                    <a:blip r:embed="rId21"/>
+                    <a:stretch>
+                      <a:fillRect/>
+                    </a:stretch>
+                  </pic:blipFill>
+                  <pic:spPr>
+                    <a:xfrm>
+                      <a:off x="0" y="0"/>
+                      <a:ext cx="5227692" cy="220113"/>
+                    </a:xfrm>
+                    <a:prstGeom prst="rect">
+                      <a:avLst/>
+                    </a:prstGeom>
+                  </pic:spPr>
+                </pic:pic>
+              </a:graphicData>
+            </a:graphic>
+          </wp:inline>
+        </w:drawing>
+      </w:r>
+    </w:p>
+    <w:p>
+      <w:pPr>
+        <w:rPr>
+          <w:b/>
+          <w:bCs/>
+          <w:noProof/>
+          <w:sz w:val="36"/>
+          <w:szCs w:val="36"/>
+        </w:rPr>
+      </w:pPr>
+    </w:p>
+    <w:p>
+      <w:pPr>
+        <w:rPr>
+          <w:b/>
+          <w:bCs/>
+          <w:noProof/>
+          <w:sz w:val="36"/>
+          <w:szCs w:val="36"/>
+        </w:rPr>
+      </w:pPr>
+    </w:p>
+    <w:p>
+      <w:pPr>
+        <w:rPr>
+          <w:b/>
+          <w:bCs/>
+          <w:noProof/>
+          <w:sz w:val="36"/>
+          <w:szCs w:val="36"/>
+        </w:rPr>
+      </w:pPr>
+      <w:r>
+        <w:rPr>
+          <w:b/>
+          <w:bCs/>
+          <w:noProof/>
+          <w:sz w:val="36"/>
+          <w:szCs w:val="36"/>
+        </w:rPr>
+        <w:lastRenderedPageBreak/>
+        <w:t>virtuális vonalak csak ssh-t használnak:</w:t>
+      </w:r>
+    </w:p>
+    <w:p>
+      <w:pPr>
+        <w:rPr>
+          <w:b/>
+          <w:bCs/>
+          <w:noProof/>
+          <w:sz w:val="36"/>
+          <w:szCs w:val="36"/>
+        </w:rPr>
+      </w:pPr>
+      <w:r>
+        <w:rPr>
+          <w:b/>
+          <w:bCs/>
+          <w:noProof/>
+          <w:sz w:val="36"/>
+          <w:szCs w:val="36"/>
+        </w:rPr>
+        <w:drawing>
+          <wp:inline distT="0" distB="0" distL="0" distR="0" wp14:anchorId="56EC58AF" wp14:editId="047661C0">
+            <wp:extent cx="3956538" cy="238125"/>
+            <wp:effectExtent l="0" t="0" r="6350" b="0"/>
+            <wp:docPr id="20" name="Kép 20"/>
+            <wp:cNvGraphicFramePr>
+              <a:graphicFrameLocks xmlns:a="http://schemas.openxmlformats.org/drawingml/2006/main" noChangeAspect="1"/>
+            </wp:cNvGraphicFramePr>
+            <a:graphic xmlns:a="http://schemas.openxmlformats.org/drawingml/2006/main">
+              <a:graphicData uri="http://schemas.openxmlformats.org/drawingml/2006/picture">
+                <pic:pic xmlns:pic="http://schemas.openxmlformats.org/drawingml/2006/picture">
+                  <pic:nvPicPr>
+                    <pic:cNvPr id="1" name=""/>
+                    <pic:cNvPicPr/>
+                  </pic:nvPicPr>
+                  <pic:blipFill>
+                    <a:blip r:embed="rId22"/>
+                    <a:stretch>
+                      <a:fillRect/>
+                    </a:stretch>
+                  </pic:blipFill>
+                  <pic:spPr>
+                    <a:xfrm>
+                      <a:off x="0" y="0"/>
+                      <a:ext cx="3960792" cy="238381"/>
+                    </a:xfrm>
+                    <a:prstGeom prst="rect">
+                      <a:avLst/>
+                    </a:prstGeom>
+                  </pic:spPr>
+                </pic:pic>
+              </a:graphicData>
+            </a:graphic>
+          </wp:inline>
+        </w:drawing>
+      </w:r>
+      <w:r>
+        <w:rPr>
+          <w:b/>
+          <w:bCs/>
+          <w:noProof/>
+          <w:sz w:val="36"/>
+          <w:szCs w:val="36"/>
+        </w:rPr>
+        <w:t xml:space="preserve"> </w:t>
+      </w:r>
+      <w:r>
+        <w:rPr>
+          <w:b/>
+          <w:bCs/>
+          <w:noProof/>
+          <w:sz w:val="36"/>
+          <w:szCs w:val="36"/>
+        </w:rPr>
+        <w:drawing>
+          <wp:inline distT="0" distB="0" distL="0" distR="0" wp14:anchorId="473EF278" wp14:editId="3F8D5F71">
+            <wp:extent cx="5429234" cy="266700"/>
+            <wp:effectExtent l="0" t="0" r="635" b="0"/>
+            <wp:docPr id="21" name="Kép 21"/>
+            <wp:cNvGraphicFramePr>
+              <a:graphicFrameLocks xmlns:a="http://schemas.openxmlformats.org/drawingml/2006/main" noChangeAspect="1"/>
+            </wp:cNvGraphicFramePr>
+            <a:graphic xmlns:a="http://schemas.openxmlformats.org/drawingml/2006/main">
+              <a:graphicData uri="http://schemas.openxmlformats.org/drawingml/2006/picture">
+                <pic:pic xmlns:pic="http://schemas.openxmlformats.org/drawingml/2006/picture">
+                  <pic:nvPicPr>
+                    <pic:cNvPr id="1" name=""/>
+                    <pic:cNvPicPr/>
+                  </pic:nvPicPr>
+                  <pic:blipFill>
+                    <a:blip r:embed="rId23"/>
+                    <a:stretch>
+                      <a:fillRect/>
+                    </a:stretch>
+                  </pic:blipFill>
+                  <pic:spPr>
+                    <a:xfrm>
+                      <a:off x="0" y="0"/>
+                      <a:ext cx="5433324" cy="266901"/>
+                    </a:xfrm>
+                    <a:prstGeom prst="rect">
+                      <a:avLst/>
+                    </a:prstGeom>
+                  </pic:spPr>
+                </pic:pic>
+              </a:graphicData>
+            </a:graphic>
+          </wp:inline>
+        </w:drawing>
+      </w:r>
+    </w:p>
+    <w:p>
+      <w:pPr>
+        <w:rPr>
+          <w:b/>
+          <w:bCs/>
+          <w:noProof/>
+          <w:sz w:val="36"/>
+          <w:szCs w:val="36"/>
+        </w:rPr>
+      </w:pPr>
+      <w:r>
+        <w:rPr>
+          <w:b/>
+          <w:bCs/>
+          <w:noProof/>
+          <w:sz w:val="36"/>
+          <w:szCs w:val="36"/>
+        </w:rPr>
+        <w:t>kulcs létrehozása:</w:t>
+      </w:r>
+    </w:p>
+    <w:p>
+      <w:pPr>
+        <w:rPr>
+          <w:b/>
+          <w:bCs/>
+          <w:noProof/>
+          <w:sz w:val="36"/>
+          <w:szCs w:val="36"/>
+        </w:rPr>
+      </w:pPr>
+      <w:r>
+        <w:rPr>
+          <w:b/>
+          <w:bCs/>
+          <w:noProof/>
+          <w:sz w:val="36"/>
+          <w:szCs w:val="36"/>
+        </w:rPr>
+        <w:drawing>
+          <wp:inline distT="0" distB="0" distL="0" distR="0" wp14:anchorId="7A4F8ED0" wp14:editId="46BCF4E8">
+            <wp:extent cx="5448300" cy="1276275"/>
+            <wp:effectExtent l="0" t="0" r="0" b="635"/>
+            <wp:docPr id="22" name="Kép 22"/>
+            <wp:cNvGraphicFramePr>
+              <a:graphicFrameLocks xmlns:a="http://schemas.openxmlformats.org/drawingml/2006/main" noChangeAspect="1"/>
+            </wp:cNvGraphicFramePr>
+            <a:graphic xmlns:a="http://schemas.openxmlformats.org/drawingml/2006/main">
+              <a:graphicData uri="http://schemas.openxmlformats.org/drawingml/2006/picture">
+                <pic:pic xmlns:pic="http://schemas.openxmlformats.org/drawingml/2006/picture">
+                  <pic:nvPicPr>
+                    <pic:cNvPr id="1" name=""/>
+                    <pic:cNvPicPr/>
+                  </pic:nvPicPr>
+                  <pic:blipFill>
+                    <a:blip r:embed="rId24"/>
+                    <a:stretch>
+                      <a:fillRect/>
+                    </a:stretch>
+                  </pic:blipFill>
+                  <pic:spPr>
+                    <a:xfrm>
+                      <a:off x="0" y="0"/>
+                      <a:ext cx="5467561" cy="1280787"/>
+                    </a:xfrm>
+                    <a:prstGeom prst="rect">
+                      <a:avLst/>
+                    </a:prstGeom>
+                  </pic:spPr>
+                </pic:pic>
+              </a:graphicData>
+            </a:graphic>
+          </wp:inline>
+        </w:drawing>
+      </w:r>
+    </w:p>
+    <w:p>
+      <w:pPr>
+        <w:rPr>
+          <w:noProof/>
+        </w:rPr>
+      </w:pPr>
+      <w:r>
+        <w:rPr>
+          <w:b/>
+          <w:bCs/>
+          <w:noProof/>
+          <w:sz w:val="36"/>
+          <w:szCs w:val="36"/>
+        </w:rPr>
+        <w:t>felhasználói belépés naplózása:</w:t>
+      </w:r>
+      <w:r>
+        <w:rPr>
+          <w:noProof/>
+        </w:rPr>
+        <w:t xml:space="preserve"> </w:t>
+      </w:r>
+    </w:p>
+    <w:p>
+      <w:pPr>
+        <w:rPr>
+          <w:b/>
+          <w:bCs/>
+          <w:noProof/>
+          <w:sz w:val="36"/>
+          <w:szCs w:val="36"/>
+        </w:rPr>
+      </w:pPr>
+      <w:r>
+        <w:rPr>
+          <w:b/>
+          <w:bCs/>
+          <w:noProof/>
+          <w:sz w:val="36"/>
+          <w:szCs w:val="36"/>
+        </w:rPr>
+        <w:drawing>
+          <wp:inline distT="0" distB="0" distL="0" distR="0" wp14:anchorId="18C1B252" wp14:editId="44E8385F">
+            <wp:extent cx="3870127" cy="314325"/>
+            <wp:effectExtent l="0" t="0" r="0" b="0"/>
+            <wp:docPr id="23" name="Kép 23"/>
+            <wp:cNvGraphicFramePr>
+              <a:graphicFrameLocks xmlns:a="http://schemas.openxmlformats.org/drawingml/2006/main" noChangeAspect="1"/>
+            </wp:cNvGraphicFramePr>
+            <a:graphic xmlns:a="http://schemas.openxmlformats.org/drawingml/2006/main">
+              <a:graphicData uri="http://schemas.openxmlformats.org/drawingml/2006/picture">
+                <pic:pic xmlns:pic="http://schemas.openxmlformats.org/drawingml/2006/picture">
+                  <pic:nvPicPr>
+                    <pic:cNvPr id="1" name=""/>
+                    <pic:cNvPicPr/>
+                  </pic:nvPicPr>
+                  <pic:blipFill>
+                    <a:blip r:embed="rId25"/>
+                    <a:stretch>
+                      <a:fillRect/>
+                    </a:stretch>
+                  </pic:blipFill>
+                  <pic:spPr>
+                    <a:xfrm>
+                      <a:off x="0" y="0"/>
+                      <a:ext cx="3874472" cy="314678"/>
+                    </a:xfrm>
+                    <a:prstGeom prst="rect">
+                      <a:avLst/>
+                    </a:prstGeom>
+                  </pic:spPr>
+                </pic:pic>
+              </a:graphicData>
+            </a:graphic>
+          </wp:inline>
+        </w:drawing>
+      </w:r>
+    </w:p>
+    <w:p>
+      <w:pPr>
+        <w:rPr>
+          <w:b/>
+          <w:bCs/>
+          <w:noProof/>
+          <w:sz w:val="36"/>
+          <w:szCs w:val="36"/>
+        </w:rPr>
+      </w:pPr>
+      <w:r>
+        <w:rPr>
+          <w:b/>
+          <w:bCs/>
+          <w:noProof/>
+          <w:sz w:val="36"/>
+          <w:szCs w:val="36"/>
+        </w:rPr>
+        <w:t>ssh-val belépés:</w:t>
+      </w:r>
+    </w:p>
+    <w:p>
+      <w:pPr>
+        <w:rPr>
+          <w:b/>
+          <w:bCs/>
+          <w:noProof/>
+          <w:sz w:val="36"/>
+          <w:szCs w:val="36"/>
+        </w:rPr>
+      </w:pPr>
+      <w:r>
+        <w:rPr>
+          <w:b/>
+          <w:bCs/>
+          <w:noProof/>
+          <w:sz w:val="36"/>
+          <w:szCs w:val="36"/>
+        </w:rPr>
+        <w:drawing>
+          <wp:inline distT="0" distB="0" distL="0" distR="0" wp14:anchorId="115CF678" wp14:editId="2D466AED">
+            <wp:extent cx="5760720" cy="1019175"/>
+            <wp:effectExtent l="0" t="0" r="0" b="9525"/>
+            <wp:docPr id="24" name="Kép 24"/>
+            <wp:cNvGraphicFramePr>
+              <a:graphicFrameLocks xmlns:a="http://schemas.openxmlformats.org/drawingml/2006/main" noChangeAspect="1"/>
+            </wp:cNvGraphicFramePr>
+            <a:graphic xmlns:a="http://schemas.openxmlformats.org/drawingml/2006/main">
+              <a:graphicData uri="http://schemas.openxmlformats.org/drawingml/2006/picture">
+                <pic:pic xmlns:pic="http://schemas.openxmlformats.org/drawingml/2006/picture">
+                  <pic:nvPicPr>
+                    <pic:cNvPr id="1" name=""/>
+                    <pic:cNvPicPr/>
+                  </pic:nvPicPr>
+                  <pic:blipFill>
+                    <a:blip r:embed="rId26"/>
+                    <a:stretch>
+                      <a:fillRect/>
+                    </a:stretch>
+                  </pic:blipFill>
+                  <pic:spPr>
+                    <a:xfrm>
+                      <a:off x="0" y="0"/>
+                      <a:ext cx="5760720" cy="1019175"/>
+                    </a:xfrm>
+                    <a:prstGeom prst="rect">
+                      <a:avLst/>
+                    </a:prstGeom>
+                  </pic:spPr>
+                </pic:pic>
+              </a:graphicData>
+            </a:graphic>
+          </wp:inline>
+        </w:drawing>
+      </w:r>
+    </w:p>
+    <w:p>
+      <w:pPr>
+        <w:rPr>
+          <w:b/>
+          <w:bCs/>
+          <w:noProof/>
+          <w:sz w:val="36"/>
+          <w:szCs w:val="36"/>
+        </w:rPr>
+      </w:pPr>
+      <w:r>
+        <w:rPr>
+          <w:b/>
+          <w:bCs/>
+          <w:noProof/>
+          <w:sz w:val="36"/>
+          <w:szCs w:val="36"/>
+        </w:rPr>
+        <w:t>belépési beállítások:</w:t>
+      </w:r>
+    </w:p>
+    <w:p>
+      <w:pPr>
+        <w:rPr>
+          <w:b/>
+          <w:bCs/>
+          <w:noProof/>
+          <w:sz w:val="36"/>
+          <w:szCs w:val="36"/>
+        </w:rPr>
+      </w:pPr>
+      <w:r>
+        <w:rPr>
+          <w:b/>
+          <w:bCs/>
+          <w:noProof/>
+          <w:sz w:val="36"/>
+          <w:szCs w:val="36"/>
+        </w:rPr>
+        <w:drawing>
+          <wp:inline distT="0" distB="0" distL="0" distR="0" wp14:anchorId="5C2D9537" wp14:editId="64F27506">
+            <wp:extent cx="5405118" cy="266700"/>
+            <wp:effectExtent l="0" t="0" r="5715" b="0"/>
+            <wp:docPr id="25" name="Kép 25"/>
+            <wp:cNvGraphicFramePr>
+              <a:graphicFrameLocks xmlns:a="http://schemas.openxmlformats.org/drawingml/2006/main" noChangeAspect="1"/>
+            </wp:cNvGraphicFramePr>
+            <a:graphic xmlns:a="http://schemas.openxmlformats.org/drawingml/2006/main">
+              <a:graphicData uri="http://schemas.openxmlformats.org/drawingml/2006/picture">
+                <pic:pic xmlns:pic="http://schemas.openxmlformats.org/drawingml/2006/picture">
+                  <pic:nvPicPr>
+                    <pic:cNvPr id="1" name=""/>
+                    <pic:cNvPicPr/>
+                  </pic:nvPicPr>
+                  <pic:blipFill>
+                    <a:blip r:embed="rId27"/>
+                    <a:stretch>
+                      <a:fillRect/>
+                    </a:stretch>
+                  </pic:blipFill>
+                  <pic:spPr>
+                    <a:xfrm>
+                      <a:off x="0" y="0"/>
+                      <a:ext cx="5414305" cy="267153"/>
+                    </a:xfrm>
+                    <a:prstGeom prst="rect">
+                      <a:avLst/>
+                    </a:prstGeom>
+                  </pic:spPr>
+                </pic:pic>
+              </a:graphicData>
+            </a:graphic>
+          </wp:inline>
+        </w:drawing>
+      </w:r>
+    </w:p>
+    <w:p>
+      <w:pPr>
+        <w:rPr>
+          <w:b/>
+          <w:bCs/>
+          <w:noProof/>
+          <w:sz w:val="36"/>
+          <w:szCs w:val="36"/>
+        </w:rPr>
+      </w:pPr>
+      <w:r>
+        <w:rPr>
+          <w:b/>
+          <w:bCs/>
+          <w:noProof/>
+          <w:sz w:val="36"/>
+          <w:szCs w:val="36"/>
+        </w:rPr>
+        <w:drawing>
+          <wp:inline distT="0" distB="0" distL="0" distR="0" wp14:anchorId="774DBE29" wp14:editId="4B3B7D98">
+            <wp:extent cx="5381625" cy="333572"/>
+            <wp:effectExtent l="0" t="0" r="0" b="9525"/>
+            <wp:docPr id="26" name="Kép 26"/>
+            <wp:cNvGraphicFramePr>
+              <a:graphicFrameLocks xmlns:a="http://schemas.openxmlformats.org/drawingml/2006/main" noChangeAspect="1"/>
+            </wp:cNvGraphicFramePr>
+            <a:graphic xmlns:a="http://schemas.openxmlformats.org/drawingml/2006/main">
+              <a:graphicData uri="http://schemas.openxmlformats.org/drawingml/2006/picture">
+                <pic:pic xmlns:pic="http://schemas.openxmlformats.org/drawingml/2006/picture">
+                  <pic:nvPicPr>
+                    <pic:cNvPr id="1" name=""/>
+                    <pic:cNvPicPr/>
+                  </pic:nvPicPr>
+                  <pic:blipFill>
+                    <a:blip r:embed="rId28"/>
+                    <a:stretch>
+                      <a:fillRect/>
+                    </a:stretch>
+                  </pic:blipFill>
+                  <pic:spPr>
+                    <a:xfrm>
+                      <a:off x="0" y="0"/>
+                      <a:ext cx="5547606" cy="343860"/>
+                    </a:xfrm>
+                    <a:prstGeom prst="rect">
+                      <a:avLst/>
+                    </a:prstGeom>
+                  </pic:spPr>
+                </pic:pic>
+              </a:graphicData>
+            </a:graphic>
+          </wp:inline>
+        </w:drawing>
+      </w:r>
+    </w:p>
+    <w:p>
+      <w:pPr>
+        <w:rPr>
+          <w:b/>
+          <w:bCs/>
+          <w:noProof/>
+          <w:sz w:val="36"/>
+          <w:szCs w:val="36"/>
+        </w:rPr>
+      </w:pPr>
+      <w:r>
+        <w:rPr>
+          <w:b/>
+          <w:bCs/>
+          <w:noProof/>
+          <w:sz w:val="36"/>
+          <w:szCs w:val="36"/>
+        </w:rPr>
+        <w:t>aaa konfig:</w:t>
+      </w:r>
+    </w:p>
+    <w:p>
+      <w:pPr>
+        <w:rPr>
+          <w:b/>
+          <w:bCs/>
+          <w:noProof/>
+          <w:sz w:val="36"/>
+          <w:szCs w:val="36"/>
+        </w:rPr>
+      </w:pPr>
+      <w:r>
+        <w:rPr>
+          <w:b/>
+          <w:bCs/>
+          <w:noProof/>
+          <w:sz w:val="36"/>
+          <w:szCs w:val="36"/>
+        </w:rPr>
+        <w:drawing>
+          <wp:inline distT="0" distB="0" distL="0" distR="0" wp14:anchorId="0B4193E2" wp14:editId="5096EF41">
+            <wp:extent cx="4448175" cy="949096"/>
+            <wp:effectExtent l="0" t="0" r="0" b="3810"/>
+            <wp:docPr id="27" name="Kép 27"/>
+            <wp:cNvGraphicFramePr>
+              <a:graphicFrameLocks xmlns:a="http://schemas.openxmlformats.org/drawingml/2006/main" noChangeAspect="1"/>
+            </wp:cNvGraphicFramePr>
+            <a:graphic xmlns:a="http://schemas.openxmlformats.org/drawingml/2006/main">
+              <a:graphicData uri="http://schemas.openxmlformats.org/drawingml/2006/picture">
+                <pic:pic xmlns:pic="http://schemas.openxmlformats.org/drawingml/2006/picture">
+                  <pic:nvPicPr>
+                    <pic:cNvPr id="1" name=""/>
+                    <pic:cNvPicPr/>
+                  </pic:nvPicPr>
+                  <pic:blipFill>
+                    <a:blip r:embed="rId29"/>
+                    <a:stretch>
+                      <a:fillRect/>
+                    </a:stretch>
+                  </pic:blipFill>
+                  <pic:spPr>
+                    <a:xfrm>
+                      <a:off x="0" y="0"/>
+                      <a:ext cx="4457839" cy="951158"/>
+                    </a:xfrm>
+                    <a:prstGeom prst="rect">
+                      <a:avLst/>
+                    </a:prstGeom>
+                  </pic:spPr>
+                </pic:pic>
+              </a:graphicData>
+            </a:graphic>
+          </wp:inline>
+        </w:drawing>
+      </w:r>
+    </w:p>
+    <w:p>
+      <w:pPr>
+        <w:rPr>
+          <w:b/>
+          <w:bCs/>
+          <w:noProof/>
+          <w:sz w:val="36"/>
+          <w:szCs w:val="36"/>
+        </w:rPr>
+      </w:pPr>
     </w:p>
     <w:sectPr>
       <w:pgSz w:w="11906" w:h="16838"/>

--- a/dokumentáció/konfig.docx
+++ b/dokumentáció/konfig.docx
@@ -104,14 +104,45 @@
           <w:szCs w:val="36"/>
         </w:rPr>
       </w:pPr>
-      <w:r>
-        <w:rPr>
-          <w:b/>
-          <w:bCs/>
-          <w:sz w:val="36"/>
-          <w:szCs w:val="36"/>
-        </w:rPr>
-        <w:t>ip config:</w:t>
+      <w:proofErr w:type="spellStart"/>
+      <w:r>
+        <w:rPr>
+          <w:b/>
+          <w:bCs/>
+          <w:sz w:val="36"/>
+          <w:szCs w:val="36"/>
+        </w:rPr>
+        <w:t>ip</w:t>
+      </w:r>
+      <w:proofErr w:type="spellEnd"/>
+      <w:r>
+        <w:rPr>
+          <w:b/>
+          <w:bCs/>
+          <w:sz w:val="36"/>
+          <w:szCs w:val="36"/>
+        </w:rPr>
+        <w:t xml:space="preserve"> </w:t>
+      </w:r>
+      <w:proofErr w:type="spellStart"/>
+      <w:r>
+        <w:rPr>
+          <w:b/>
+          <w:bCs/>
+          <w:sz w:val="36"/>
+          <w:szCs w:val="36"/>
+        </w:rPr>
+        <w:t>config</w:t>
+      </w:r>
+      <w:proofErr w:type="spellEnd"/>
+      <w:r>
+        <w:rPr>
+          <w:b/>
+          <w:bCs/>
+          <w:sz w:val="36"/>
+          <w:szCs w:val="36"/>
+        </w:rPr>
+        <w:t>:</w:t>
       </w:r>
       <w:r>
         <w:rPr>
@@ -317,7 +348,27 @@
           <w:sz w:val="36"/>
           <w:szCs w:val="36"/>
         </w:rPr>
-        <w:t>R1 syslog kliens:</w:t>
+        <w:t xml:space="preserve">R1 </w:t>
+      </w:r>
+      <w:proofErr w:type="spellStart"/>
+      <w:r>
+        <w:rPr>
+          <w:b/>
+          <w:bCs/>
+          <w:sz w:val="36"/>
+          <w:szCs w:val="36"/>
+        </w:rPr>
+        <w:t>syslog</w:t>
+      </w:r>
+      <w:proofErr w:type="spellEnd"/>
+      <w:r>
+        <w:rPr>
+          <w:b/>
+          <w:bCs/>
+          <w:sz w:val="36"/>
+          <w:szCs w:val="36"/>
+        </w:rPr>
+        <w:t xml:space="preserve"> kliens:</w:t>
       </w:r>
     </w:p>
     <w:p>
@@ -383,14 +434,45 @@
           <w:szCs w:val="36"/>
         </w:rPr>
       </w:pPr>
-      <w:r>
-        <w:rPr>
-          <w:b/>
-          <w:bCs/>
-          <w:sz w:val="36"/>
-          <w:szCs w:val="36"/>
-        </w:rPr>
-        <w:t>ntp server kofig:</w:t>
+      <w:proofErr w:type="spellStart"/>
+      <w:r>
+        <w:rPr>
+          <w:b/>
+          <w:bCs/>
+          <w:sz w:val="36"/>
+          <w:szCs w:val="36"/>
+        </w:rPr>
+        <w:t>ntp</w:t>
+      </w:r>
+      <w:proofErr w:type="spellEnd"/>
+      <w:r>
+        <w:rPr>
+          <w:b/>
+          <w:bCs/>
+          <w:sz w:val="36"/>
+          <w:szCs w:val="36"/>
+        </w:rPr>
+        <w:t xml:space="preserve"> server </w:t>
+      </w:r>
+      <w:proofErr w:type="spellStart"/>
+      <w:r>
+        <w:rPr>
+          <w:b/>
+          <w:bCs/>
+          <w:sz w:val="36"/>
+          <w:szCs w:val="36"/>
+        </w:rPr>
+        <w:t>kofig</w:t>
+      </w:r>
+      <w:proofErr w:type="spellEnd"/>
+      <w:r>
+        <w:rPr>
+          <w:b/>
+          <w:bCs/>
+          <w:sz w:val="36"/>
+          <w:szCs w:val="36"/>
+        </w:rPr>
+        <w:t>:</w:t>
       </w:r>
     </w:p>
     <w:p>
@@ -1822,6 +1904,105 @@
                     <a:xfrm>
                       <a:off x="0" y="0"/>
                       <a:ext cx="4457839" cy="951158"/>
+                    </a:xfrm>
+                    <a:prstGeom prst="rect">
+                      <a:avLst/>
+                    </a:prstGeom>
+                  </pic:spPr>
+                </pic:pic>
+              </a:graphicData>
+            </a:graphic>
+          </wp:inline>
+        </w:drawing>
+      </w:r>
+    </w:p>
+    <w:p>
+      <w:pPr>
+        <w:rPr>
+          <w:b/>
+          <w:bCs/>
+          <w:noProof/>
+          <w:sz w:val="36"/>
+          <w:szCs w:val="36"/>
+        </w:rPr>
+      </w:pPr>
+    </w:p>
+    <w:p>
+      <w:pPr>
+        <w:rPr>
+          <w:b/>
+          <w:bCs/>
+          <w:noProof/>
+          <w:sz w:val="36"/>
+          <w:szCs w:val="36"/>
+        </w:rPr>
+      </w:pPr>
+    </w:p>
+    <w:p>
+      <w:pPr>
+        <w:rPr>
+          <w:b/>
+          <w:bCs/>
+          <w:noProof/>
+          <w:sz w:val="36"/>
+          <w:szCs w:val="36"/>
+        </w:rPr>
+      </w:pPr>
+      <w:r>
+        <w:rPr>
+          <w:b/>
+          <w:bCs/>
+          <w:noProof/>
+          <w:sz w:val="36"/>
+          <w:szCs w:val="36"/>
+        </w:rPr>
+        <w:lastRenderedPageBreak/>
+        <w:t>aaa nyomkövetés:</w:t>
+      </w:r>
+    </w:p>
+    <w:p>
+      <w:pPr>
+        <w:rPr>
+          <w:b/>
+          <w:bCs/>
+          <w:noProof/>
+          <w:sz w:val="36"/>
+          <w:szCs w:val="36"/>
+        </w:rPr>
+      </w:pPr>
+      <w:r>
+        <w:rPr>
+          <w:b/>
+          <w:bCs/>
+          <w:noProof/>
+          <w:sz w:val="36"/>
+          <w:szCs w:val="36"/>
+        </w:rPr>
+        <w:drawing>
+          <wp:inline distT="0" distB="0" distL="0" distR="0" wp14:anchorId="2B544B35" wp14:editId="5A2CF0BA">
+            <wp:extent cx="4354626" cy="485775"/>
+            <wp:effectExtent l="0" t="0" r="8255" b="0"/>
+            <wp:docPr id="5" name="Kép 5"/>
+            <wp:cNvGraphicFramePr>
+              <a:graphicFrameLocks xmlns:a="http://schemas.openxmlformats.org/drawingml/2006/main" noChangeAspect="1"/>
+            </wp:cNvGraphicFramePr>
+            <a:graphic xmlns:a="http://schemas.openxmlformats.org/drawingml/2006/main">
+              <a:graphicData uri="http://schemas.openxmlformats.org/drawingml/2006/picture">
+                <pic:pic xmlns:pic="http://schemas.openxmlformats.org/drawingml/2006/picture">
+                  <pic:nvPicPr>
+                    <pic:cNvPr id="1" name=""/>
+                    <pic:cNvPicPr/>
+                  </pic:nvPicPr>
+                  <pic:blipFill>
+                    <a:blip r:embed="rId30"/>
+                    <a:stretch>
+                      <a:fillRect/>
+                    </a:stretch>
+                  </pic:blipFill>
+                  <pic:spPr>
+                    <a:xfrm>
+                      <a:off x="0" y="0"/>
+                      <a:ext cx="4362373" cy="486639"/>
                     </a:xfrm>
                     <a:prstGeom prst="rect">
                       <a:avLst/>

--- a/dokumentáció/konfig.docx
+++ b/dokumentáció/konfig.docx
@@ -2025,6 +2025,408 @@
           <w:szCs w:val="36"/>
         </w:rPr>
       </w:pPr>
+      <w:r>
+        <w:rPr>
+          <w:b/>
+          <w:bCs/>
+          <w:noProof/>
+          <w:sz w:val="36"/>
+          <w:szCs w:val="36"/>
+        </w:rPr>
+        <w:t>nyomkövetés kikapcsolása:</w:t>
+      </w:r>
+    </w:p>
+    <w:p>
+      <w:pPr>
+        <w:rPr>
+          <w:b/>
+          <w:bCs/>
+          <w:noProof/>
+          <w:sz w:val="36"/>
+          <w:szCs w:val="36"/>
+        </w:rPr>
+      </w:pPr>
+      <w:r>
+        <w:rPr>
+          <w:b/>
+          <w:bCs/>
+          <w:noProof/>
+          <w:sz w:val="36"/>
+          <w:szCs w:val="36"/>
+        </w:rPr>
+        <w:drawing>
+          <wp:inline distT="0" distB="0" distL="0" distR="0" wp14:anchorId="10578D63" wp14:editId="7853663D">
+            <wp:extent cx="4457700" cy="483781"/>
+            <wp:effectExtent l="0" t="0" r="0" b="0"/>
+            <wp:docPr id="28" name="Kép 28"/>
+            <wp:cNvGraphicFramePr>
+              <a:graphicFrameLocks xmlns:a="http://schemas.openxmlformats.org/drawingml/2006/main" noChangeAspect="1"/>
+            </wp:cNvGraphicFramePr>
+            <a:graphic xmlns:a="http://schemas.openxmlformats.org/drawingml/2006/main">
+              <a:graphicData uri="http://schemas.openxmlformats.org/drawingml/2006/picture">
+                <pic:pic xmlns:pic="http://schemas.openxmlformats.org/drawingml/2006/picture">
+                  <pic:nvPicPr>
+                    <pic:cNvPr id="1" name=""/>
+                    <pic:cNvPicPr/>
+                  </pic:nvPicPr>
+                  <pic:blipFill>
+                    <a:blip r:embed="rId31"/>
+                    <a:stretch>
+                      <a:fillRect/>
+                    </a:stretch>
+                  </pic:blipFill>
+                  <pic:spPr>
+                    <a:xfrm>
+                      <a:off x="0" y="0"/>
+                      <a:ext cx="4492542" cy="487562"/>
+                    </a:xfrm>
+                    <a:prstGeom prst="rect">
+                      <a:avLst/>
+                    </a:prstGeom>
+                  </pic:spPr>
+                </pic:pic>
+              </a:graphicData>
+            </a:graphic>
+          </wp:inline>
+        </w:drawing>
+      </w:r>
+    </w:p>
+    <w:p>
+      <w:pPr>
+        <w:rPr>
+          <w:b/>
+          <w:bCs/>
+          <w:noProof/>
+          <w:sz w:val="36"/>
+          <w:szCs w:val="36"/>
+        </w:rPr>
+      </w:pPr>
+      <w:r>
+        <w:rPr>
+          <w:b/>
+          <w:bCs/>
+          <w:noProof/>
+          <w:sz w:val="36"/>
+          <w:szCs w:val="36"/>
+        </w:rPr>
+        <w:t>Radius hitelesítés:</w:t>
+      </w:r>
+    </w:p>
+    <w:p>
+      <w:pPr>
+        <w:rPr>
+          <w:b/>
+          <w:bCs/>
+          <w:noProof/>
+          <w:sz w:val="36"/>
+          <w:szCs w:val="36"/>
+        </w:rPr>
+      </w:pPr>
+      <w:r>
+        <w:rPr>
+          <w:b/>
+          <w:bCs/>
+          <w:noProof/>
+          <w:sz w:val="36"/>
+          <w:szCs w:val="36"/>
+        </w:rPr>
+        <w:drawing>
+          <wp:inline distT="0" distB="0" distL="0" distR="0" wp14:anchorId="06BEFA45" wp14:editId="01612F64">
+            <wp:extent cx="5235895" cy="438150"/>
+            <wp:effectExtent l="0" t="0" r="3175" b="0"/>
+            <wp:docPr id="29" name="Kép 29"/>
+            <wp:cNvGraphicFramePr>
+              <a:graphicFrameLocks xmlns:a="http://schemas.openxmlformats.org/drawingml/2006/main" noChangeAspect="1"/>
+            </wp:cNvGraphicFramePr>
+            <a:graphic xmlns:a="http://schemas.openxmlformats.org/drawingml/2006/main">
+              <a:graphicData uri="http://schemas.openxmlformats.org/drawingml/2006/picture">
+                <pic:pic xmlns:pic="http://schemas.openxmlformats.org/drawingml/2006/picture">
+                  <pic:nvPicPr>
+                    <pic:cNvPr id="1" name=""/>
+                    <pic:cNvPicPr/>
+                  </pic:nvPicPr>
+                  <pic:blipFill>
+                    <a:blip r:embed="rId32"/>
+                    <a:stretch>
+                      <a:fillRect/>
+                    </a:stretch>
+                  </pic:blipFill>
+                  <pic:spPr>
+                    <a:xfrm>
+                      <a:off x="0" y="0"/>
+                      <a:ext cx="5240822" cy="438562"/>
+                    </a:xfrm>
+                    <a:prstGeom prst="rect">
+                      <a:avLst/>
+                    </a:prstGeom>
+                  </pic:spPr>
+                </pic:pic>
+              </a:graphicData>
+            </a:graphic>
+          </wp:inline>
+        </w:drawing>
+      </w:r>
+    </w:p>
+    <w:p>
+      <w:pPr>
+        <w:rPr>
+          <w:b/>
+          <w:bCs/>
+          <w:noProof/>
+          <w:sz w:val="36"/>
+          <w:szCs w:val="36"/>
+        </w:rPr>
+      </w:pPr>
+      <w:r>
+        <w:rPr>
+          <w:b/>
+          <w:bCs/>
+          <w:noProof/>
+          <w:sz w:val="36"/>
+          <w:szCs w:val="36"/>
+        </w:rPr>
+        <w:t>Radius kiszolgáló, felhasználó:</w:t>
+      </w:r>
+    </w:p>
+    <w:p>
+      <w:pPr>
+        <w:rPr>
+          <w:b/>
+          <w:bCs/>
+          <w:noProof/>
+          <w:sz w:val="36"/>
+          <w:szCs w:val="36"/>
+        </w:rPr>
+      </w:pPr>
+      <w:r>
+        <w:rPr>
+          <w:b/>
+          <w:bCs/>
+          <w:noProof/>
+          <w:sz w:val="36"/>
+          <w:szCs w:val="36"/>
+        </w:rPr>
+        <w:drawing>
+          <wp:inline distT="0" distB="0" distL="0" distR="0" wp14:anchorId="4112C5F4" wp14:editId="08410B4B">
+            <wp:extent cx="4782217" cy="4534533"/>
+            <wp:effectExtent l="0" t="0" r="0" b="0"/>
+            <wp:docPr id="30" name="Kép 30"/>
+            <wp:cNvGraphicFramePr>
+              <a:graphicFrameLocks xmlns:a="http://schemas.openxmlformats.org/drawingml/2006/main" noChangeAspect="1"/>
+            </wp:cNvGraphicFramePr>
+            <a:graphic xmlns:a="http://schemas.openxmlformats.org/drawingml/2006/main">
+              <a:graphicData uri="http://schemas.openxmlformats.org/drawingml/2006/picture">
+                <pic:pic xmlns:pic="http://schemas.openxmlformats.org/drawingml/2006/picture">
+                  <pic:nvPicPr>
+                    <pic:cNvPr id="1" name=""/>
+                    <pic:cNvPicPr/>
+                  </pic:nvPicPr>
+                  <pic:blipFill>
+                    <a:blip r:embed="rId33"/>
+                    <a:stretch>
+                      <a:fillRect/>
+                    </a:stretch>
+                  </pic:blipFill>
+                  <pic:spPr>
+                    <a:xfrm>
+                      <a:off x="0" y="0"/>
+                      <a:ext cx="4782217" cy="4534533"/>
+                    </a:xfrm>
+                    <a:prstGeom prst="rect">
+                      <a:avLst/>
+                    </a:prstGeom>
+                  </pic:spPr>
+                </pic:pic>
+              </a:graphicData>
+            </a:graphic>
+          </wp:inline>
+        </w:drawing>
+      </w:r>
+    </w:p>
+    <w:p>
+      <w:pPr>
+        <w:rPr>
+          <w:b/>
+          <w:bCs/>
+          <w:noProof/>
+          <w:sz w:val="36"/>
+          <w:szCs w:val="36"/>
+        </w:rPr>
+      </w:pPr>
+    </w:p>
+    <w:p>
+      <w:pPr>
+        <w:rPr>
+          <w:b/>
+          <w:bCs/>
+          <w:noProof/>
+          <w:sz w:val="36"/>
+          <w:szCs w:val="36"/>
+        </w:rPr>
+      </w:pPr>
+    </w:p>
+    <w:p>
+      <w:pPr>
+        <w:rPr>
+          <w:b/>
+          <w:bCs/>
+          <w:noProof/>
+          <w:sz w:val="36"/>
+          <w:szCs w:val="36"/>
+        </w:rPr>
+      </w:pPr>
+      <w:r>
+        <w:rPr>
+          <w:b/>
+          <w:bCs/>
+          <w:noProof/>
+          <w:sz w:val="36"/>
+          <w:szCs w:val="36"/>
+        </w:rPr>
+        <w:lastRenderedPageBreak/>
+        <w:t>Radius felhasználóval belépés:</w:t>
+      </w:r>
+    </w:p>
+    <w:p>
+      <w:pPr>
+        <w:rPr>
+          <w:b/>
+          <w:bCs/>
+          <w:noProof/>
+          <w:sz w:val="36"/>
+          <w:szCs w:val="36"/>
+        </w:rPr>
+      </w:pPr>
+      <w:r>
+        <w:rPr>
+          <w:b/>
+          <w:bCs/>
+          <w:noProof/>
+          <w:sz w:val="36"/>
+          <w:szCs w:val="36"/>
+        </w:rPr>
+        <w:drawing>
+          <wp:inline distT="0" distB="0" distL="0" distR="0" wp14:anchorId="04B16F51" wp14:editId="05BE6A20">
+            <wp:extent cx="2800350" cy="810163"/>
+            <wp:effectExtent l="0" t="0" r="0" b="9525"/>
+            <wp:docPr id="32" name="Kép 32"/>
+            <wp:cNvGraphicFramePr>
+              <a:graphicFrameLocks xmlns:a="http://schemas.openxmlformats.org/drawingml/2006/main" noChangeAspect="1"/>
+            </wp:cNvGraphicFramePr>
+            <a:graphic xmlns:a="http://schemas.openxmlformats.org/drawingml/2006/main">
+              <a:graphicData uri="http://schemas.openxmlformats.org/drawingml/2006/picture">
+                <pic:pic xmlns:pic="http://schemas.openxmlformats.org/drawingml/2006/picture">
+                  <pic:nvPicPr>
+                    <pic:cNvPr id="1" name=""/>
+                    <pic:cNvPicPr/>
+                  </pic:nvPicPr>
+                  <pic:blipFill>
+                    <a:blip r:embed="rId34"/>
+                    <a:stretch>
+                      <a:fillRect/>
+                    </a:stretch>
+                  </pic:blipFill>
+                  <pic:spPr>
+                    <a:xfrm>
+                      <a:off x="0" y="0"/>
+                      <a:ext cx="2914495" cy="843186"/>
+                    </a:xfrm>
+                    <a:prstGeom prst="rect">
+                      <a:avLst/>
+                    </a:prstGeom>
+                  </pic:spPr>
+                </pic:pic>
+              </a:graphicData>
+            </a:graphic>
+          </wp:inline>
+        </w:drawing>
+      </w:r>
+    </w:p>
+    <w:p>
+      <w:pPr>
+        <w:rPr>
+          <w:b/>
+          <w:bCs/>
+          <w:noProof/>
+          <w:sz w:val="36"/>
+          <w:szCs w:val="36"/>
+        </w:rPr>
+      </w:pPr>
+      <w:r>
+        <w:rPr>
+          <w:b/>
+          <w:bCs/>
+          <w:noProof/>
+          <w:sz w:val="36"/>
+          <w:szCs w:val="36"/>
+        </w:rPr>
+        <w:t>RADIUS hitelesítés a távoli felhasználóknak</w:t>
+      </w:r>
+      <w:r>
+        <w:rPr>
+          <w:b/>
+          <w:bCs/>
+          <w:noProof/>
+          <w:sz w:val="36"/>
+          <w:szCs w:val="36"/>
+        </w:rPr>
+        <w:t>:</w:t>
+      </w:r>
+    </w:p>
+    <w:p>
+      <w:pPr>
+        <w:rPr>
+          <w:b/>
+          <w:bCs/>
+          <w:noProof/>
+          <w:sz w:val="36"/>
+          <w:szCs w:val="36"/>
+        </w:rPr>
+      </w:pPr>
+      <w:r>
+        <w:rPr>
+          <w:b/>
+          <w:bCs/>
+          <w:noProof/>
+          <w:sz w:val="36"/>
+          <w:szCs w:val="36"/>
+        </w:rPr>
+        <w:drawing>
+          <wp:inline distT="0" distB="0" distL="0" distR="0" wp14:anchorId="4A6F37DE" wp14:editId="37903298">
+            <wp:extent cx="5343525" cy="567911"/>
+            <wp:effectExtent l="0" t="0" r="0" b="3810"/>
+            <wp:docPr id="33" name="Kép 33"/>
+            <wp:cNvGraphicFramePr>
+              <a:graphicFrameLocks xmlns:a="http://schemas.openxmlformats.org/drawingml/2006/main" noChangeAspect="1"/>
+            </wp:cNvGraphicFramePr>
+            <a:graphic xmlns:a="http://schemas.openxmlformats.org/drawingml/2006/main">
+              <a:graphicData uri="http://schemas.openxmlformats.org/drawingml/2006/picture">
+                <pic:pic xmlns:pic="http://schemas.openxmlformats.org/drawingml/2006/picture">
+                  <pic:nvPicPr>
+                    <pic:cNvPr id="1" name=""/>
+                    <pic:cNvPicPr/>
+                  </pic:nvPicPr>
+                  <pic:blipFill>
+                    <a:blip r:embed="rId35"/>
+                    <a:stretch>
+                      <a:fillRect/>
+                    </a:stretch>
+                  </pic:blipFill>
+                  <pic:spPr>
+                    <a:xfrm>
+                      <a:off x="0" y="0"/>
+                      <a:ext cx="5374465" cy="571199"/>
+                    </a:xfrm>
+                    <a:prstGeom prst="rect">
+                      <a:avLst/>
+                    </a:prstGeom>
+                  </pic:spPr>
+                </pic:pic>
+              </a:graphicData>
+            </a:graphic>
+          </wp:inline>
+        </w:drawing>
+      </w:r>
     </w:p>
     <w:sectPr>
       <w:pgSz w:w="11906" w:h="16838"/>
